--- a/example/result/e12_numbered_bold.docx
+++ b/example/result/e12_numbered_bold.docx
@@ -2,6 +2,14 @@
 <file path=word/document.xml><?xml version="1.0" encoding="utf-8"?>
 <w:document xmlns:wpc="http://schemas.microsoft.com/office/word/2010/wordprocessingCanvas" xmlns:mo="http://schemas.microsoft.com/office/mac/office/2008/main" xmlns:mc="http://schemas.openxmlformats.org/markup-compatibility/2006" xmlns:mv="urn:schemas-microsoft-com:mac:vml" xmlns:o="urn:schemas-microsoft-com:office:office" xmlns:r="http://schemas.openxmlformats.org/officeDocument/2006/relationships" xmlns:m="http://schemas.openxmlformats.org/officeDocument/2006/math" xmlns:v="urn:schemas-microsoft-com:vml" xmlns:wp14="http://schemas.microsoft.com/office/word/2010/wordprocessingDrawing" xmlns:wp="http://schemas.openxmlformats.org/drawingml/2006/wordprocessingDrawing" xmlns:w10="urn:schemas-microsoft-com:office:word" xmlns:w="http://schemas.openxmlformats.org/wordprocessingml/2006/main" xmlns:w14="http://schemas.microsoft.com/office/word/2010/wordml" xmlns:wpg="http://schemas.microsoft.com/office/word/2010/wordprocessingGroup" xmlns:wpi="http://schemas.microsoft.com/office/word/2010/wordprocessingInk" xmlns:wne="http://schemas.microsoft.com/office/word/2006/wordml" xmlns:wps="http://schemas.microsoft.com/office/word/2010/wordprocessingShape" mc:Ignorable="w14 wp14">
   <w:body>
+    <w:p>
+      <w:pPr>
+        <w:pStyle w:val="Heading1"/>
+      </w:pPr>
+      <w:r>
+        <w:t>Numbered list with bold text example</w:t>
+      </w:r>
+    </w:p>
     <w:p>
       <w:pPr>
         <w:ind w:left="720" w:hanging="720"/>

--- a/example/result/e12_numbered_bold.docx
+++ b/example/result/e12_numbered_bold.docx
@@ -12,17 +12,11 @@
     </w:p>
     <w:p>
       <w:pPr>
-        <w:ind w:left="720" w:hanging="720"/>
-        <w:tabs>
-          <w:tab w:val="left" w:pos="720"/>
-        </w:tabs>
+        <w:numPr>
+          <w:ilvl w:val="0"/>
+          <w:numId w:val="10"/>
+        </w:numPr>
       </w:pPr>
-      <w:r>
-        <w:t>1.</w:t>
-      </w:r>
-      <w:r>
-        <w:tab/>
-      </w:r>
       <w:r>
         <w:t>This is the first numbered point item.</w:t>
       </w:r>
@@ -44,17 +38,11 @@
     </w:p>
     <w:p>
       <w:pPr>
-        <w:ind w:left="720" w:hanging="720"/>
-        <w:tabs>
-          <w:tab w:val="left" w:pos="720"/>
-        </w:tabs>
+        <w:numPr>
+          <w:ilvl w:val="0"/>
+          <w:numId w:val="10"/>
+        </w:numPr>
       </w:pPr>
-      <w:r>
-        <w:t>2.</w:t>
-      </w:r>
-      <w:r>
-        <w:tab/>
-      </w:r>
       <w:r>
         <w:rPr>
           <w:b/>
@@ -67,17 +55,11 @@
     </w:p>
     <w:p>
       <w:pPr>
-        <w:ind w:left="720" w:hanging="720"/>
-        <w:tabs>
-          <w:tab w:val="left" w:pos="720"/>
-        </w:tabs>
+        <w:numPr>
+          <w:ilvl w:val="0"/>
+          <w:numId w:val="10"/>
+        </w:numPr>
       </w:pPr>
-      <w:r>
-        <w:t>3.</w:t>
-      </w:r>
-      <w:r>
-        <w:tab/>
-      </w:r>
       <w:r>
         <w:rPr>
           <w:i/>
@@ -90,17 +72,11 @@
     </w:p>
     <w:p>
       <w:pPr>
-        <w:ind w:left="720" w:hanging="720"/>
-        <w:tabs>
-          <w:tab w:val="left" w:pos="720"/>
-        </w:tabs>
+        <w:numPr>
+          <w:ilvl w:val="0"/>
+          <w:numId w:val="10"/>
+        </w:numPr>
       </w:pPr>
-      <w:r>
-        <w:t>4.</w:t>
-      </w:r>
-      <w:r>
-        <w:tab/>
-      </w:r>
       <w:r>
         <w:rPr>
           <w:b/>
@@ -114,17 +90,11 @@
     </w:p>
     <w:p>
       <w:pPr>
-        <w:ind w:left="1440" w:hanging="720"/>
-        <w:tabs>
-          <w:tab w:val="left" w:pos="1440"/>
-        </w:tabs>
+        <w:numPr>
+          <w:ilvl w:val="1"/>
+          <w:numId w:val="10"/>
+        </w:numPr>
       </w:pPr>
-      <w:r>
-        <w:t>4.1.</w:t>
-      </w:r>
-      <w:r>
-        <w:tab/>
-      </w:r>
       <w:r>
         <w:t>This is in item in a nested numbered point list.</w:t>
       </w:r>
@@ -143,17 +113,11 @@
     </w:p>
     <w:p>
       <w:pPr>
-        <w:ind w:left="1440" w:hanging="720"/>
-        <w:tabs>
-          <w:tab w:val="left" w:pos="1440"/>
-        </w:tabs>
+        <w:numPr>
+          <w:ilvl w:val="1"/>
+          <w:numId w:val="10"/>
+        </w:numPr>
       </w:pPr>
-      <w:r>
-        <w:t>4.2.</w:t>
-      </w:r>
-      <w:r>
-        <w:tab/>
-      </w:r>
       <w:r>
         <w:rPr>
           <w:b/>
@@ -179,17 +143,11 @@
     </w:p>
     <w:p>
       <w:pPr>
-        <w:ind w:left="720" w:hanging="720"/>
-        <w:tabs>
-          <w:tab w:val="left" w:pos="720"/>
-        </w:tabs>
+        <w:numPr>
+          <w:ilvl w:val="0"/>
+          <w:numId w:val="10"/>
+        </w:numPr>
       </w:pPr>
-      <w:r>
-        <w:t>5.</w:t>
-      </w:r>
-      <w:r>
-        <w:tab/>
-      </w:r>
       <w:r>
         <w:t>The final item is back at level 1.</w:t>
       </w:r>
@@ -380,6 +338,54 @@
       </w:rPr>
     </w:lvl>
   </w:abstractNum>
+  <w:abstractNum w:abstractNumId="9">
+    <w:multiLevelType w:val="hybridMultilevel"/>
+    <w:lvl w:ilvl="0">
+      <w:start w:val="1"/>
+      <w:numFmt w:val="decimal"/>
+      <w:lvlText w:val="%1."/>
+      <w:lvlJc w:val="left"/>
+      <w:pPr>
+        <w:ind w:left="720" w:hanging="360"/>
+      </w:pPr>
+    </w:lvl>
+    <w:lvl w:ilvl="1">
+      <w:start w:val="1"/>
+      <w:numFmt w:val="decimal"/>
+      <w:lvlText w:val="%2."/>
+      <w:lvlJc w:val="left"/>
+      <w:pPr>
+        <w:ind w:left="1440" w:hanging="360"/>
+      </w:pPr>
+    </w:lvl>
+    <w:lvl w:ilvl="2">
+      <w:start w:val="1"/>
+      <w:numFmt w:val="decimal"/>
+      <w:lvlText w:val="%3."/>
+      <w:lvlJc w:val="left"/>
+      <w:pPr>
+        <w:ind w:left="2160" w:hanging="360"/>
+      </w:pPr>
+    </w:lvl>
+    <w:lvl w:ilvl="3">
+      <w:start w:val="1"/>
+      <w:numFmt w:val="decimal"/>
+      <w:lvlText w:val="%4."/>
+      <w:lvlJc w:val="left"/>
+      <w:pPr>
+        <w:ind w:left="2880" w:hanging="360"/>
+      </w:pPr>
+    </w:lvl>
+    <w:lvl w:ilvl="4">
+      <w:start w:val="1"/>
+      <w:numFmt w:val="decimal"/>
+      <w:lvlText w:val="%5."/>
+      <w:lvlJc w:val="left"/>
+      <w:pPr>
+        <w:ind w:left="3600" w:hanging="360"/>
+      </w:pPr>
+    </w:lvl>
+  </w:abstractNum>
   <w:num w:numId="1">
     <w:abstractNumId w:val="8"/>
   </w:num>
@@ -406,6 +412,9 @@
   </w:num>
   <w:num w:numId="9">
     <w:abstractNumId w:val="0"/>
+  </w:num>
+  <w:num w:numId="10">
+    <w:abstractNumId w:val="9"/>
   </w:num>
 </w:numbering>
 </file>
